--- a/src/assets/diensteinsatzplan_template.docx
+++ b/src/assets/diensteinsatzplan_template.docx
@@ -6053,7 +6053,7 @@
                 <w:sz w:val="16"/>
                 <w:szCs w:val="16"/>
               </w:rPr>
-              <w:t>erstellt am</w:t>
+              <w:t>Erstellt am</w:t>
             </w:r>
           </w:p>
         </w:tc>
@@ -6428,7 +6428,7 @@
                 <w:sz w:val="16"/>
                 <w:szCs w:val="16"/>
               </w:rPr>
-              <w:t>genehmigt am</w:t>
+              <w:t xml:space="preserve">Genehmigt am ${genehmigt}</w:t>
             </w:r>
           </w:p>
         </w:tc>
@@ -6795,7 +6795,7 @@
                 <w:sz w:val="16"/>
                 <w:szCs w:val="16"/>
               </w:rPr>
-              <w:t>genehmigt am</w:t>
+              <w:t xml:space="preserve">Genehmigt am ${genehmigt}</w:t>
             </w:r>
           </w:p>
         </w:tc>

--- a/src/assets/diensteinsatzplan_template.docx
+++ b/src/assets/diensteinsatzplan_template.docx
@@ -6111,7 +6111,7 @@
                 <w:sz w:val="16"/>
                 <w:szCs w:val="16"/>
               </w:rPr>
-              <w:t xml:space="preserve">durch stellvtr. Schulleitung</w:t>
+              <w:t xml:space="preserve">durch ${ersteller}</w:t>
             </w:r>
           </w:p>
         </w:tc>
@@ -6478,7 +6478,7 @@
                 <w:sz w:val="16"/>
                 <w:szCs w:val="16"/>
               </w:rPr>
-              <w:t xml:space="preserve">durch Schulleitung</w:t>
+              <w:t xml:space="preserve">durch ${genehmiger}</w:t>
             </w:r>
           </w:p>
         </w:tc>
@@ -7135,7 +7135,7 @@
         <w:sz w:val="12"/>
         <w:szCs w:val="12"/>
       </w:rPr>
-      <w:t xml:space="preserve">                                                                  Unterschrift Mitarbeiter/in                                                                                                                                                                                                                            Regierung von NDB</w:t>
+      <w:t xml:space="preserve">                                                                  ${unterschrift}                                                                                                                                                                                                                            Regierung von NDB</w:t>
     </w:r>
   </w:p>
 </w:ftr>

--- a/src/assets/diensteinsatzplan_template.docx
+++ b/src/assets/diensteinsatzplan_template.docx
@@ -2671,63 +2671,66 @@
             <w:r>
               <w:rPr>
                 <w:rFonts w:ascii="Comic Sans MS" w:hAnsi="Comic Sans MS"/>
-                <w:sz w:val="16"/>
-                <w:szCs w:val="16"/>
-              </w:rPr>
-              <w:t xml:space="preserve">${m11z}</w:t>
-            </w:r>
-          </w:p>
-        </w:tc>
-        <w:tc>
-          <w:tcPr>
-            <w:tcW w:w="1803" w:type="dxa"/>
-            <w:tcBorders>
-              <w:left w:val="nil"/>
-              <w:bottom w:val="nil"/>
-              <w:right w:val="nil"/>
-            </w:tcBorders>
-          </w:tcPr>
-          <w:p>
-            <w:pPr>
-              <w:rPr>
-                <w:rFonts w:ascii="Comic Sans MS" w:hAnsi="Comic Sans MS"/>
-                <w:sz w:val="16"/>
-                <w:szCs w:val="16"/>
-              </w:rPr>
-            </w:pPr>
-            <w:r>
-              <w:rPr>
-                <w:rFonts w:ascii="Comic Sans MS" w:hAnsi="Comic Sans MS"/>
-                <w:sz w:val="16"/>
-                <w:szCs w:val="16"/>
-              </w:rPr>
-              <w:t xml:space="preserve">${m11e}</w:t>
-            </w:r>
-          </w:p>
-        </w:tc>
-        <w:tc>
-          <w:tcPr>
-            <w:tcW w:w="1803" w:type="dxa"/>
-            <w:tcBorders>
-              <w:left w:val="nil"/>
-              <w:bottom w:val="nil"/>
-            </w:tcBorders>
-          </w:tcPr>
-          <w:p>
-            <w:pPr>
-              <w:rPr>
-                <w:rFonts w:ascii="Comic Sans MS" w:hAnsi="Comic Sans MS"/>
-                <w:sz w:val="16"/>
-                <w:szCs w:val="16"/>
-              </w:rPr>
-            </w:pPr>
-            <w:r>
-              <w:rPr>
-                <w:rFonts w:ascii="Comic Sans MS" w:hAnsi="Comic Sans MS"/>
-                <w:sz w:val="16"/>
-                <w:szCs w:val="16"/>
-              </w:rPr>
-              <w:t xml:space="preserve">${m11s}</w:t>
+                <w:i/>
+                <w:sz w:val="16"/>
+                <w:szCs w:val="16"/>
+              </w:rPr>
+              <w:t xml:space="preserve">Tagesarbeitszeit</w:t>
+            </w:r>
+          </w:p>
+        </w:tc>
+        <w:tc>
+          <w:tcPr>
+            <w:tcW w:w="1803" w:type="dxa"/>
+            <w:tcBorders>
+              <w:left w:val="nil"/>
+              <w:bottom w:val="nil"/>
+              <w:right w:val="nil"/>
+            </w:tcBorders>
+          </w:tcPr>
+          <w:p>
+            <w:pPr>
+              <w:rPr>
+                <w:rFonts w:ascii="Comic Sans MS" w:hAnsi="Comic Sans MS"/>
+                <w:sz w:val="16"/>
+                <w:szCs w:val="16"/>
+              </w:rPr>
+            </w:pPr>
+            <w:r>
+              <w:rPr>
+                <w:rFonts w:ascii="Comic Sans MS" w:hAnsi="Comic Sans MS"/>
+                <w:i/>
+                <w:sz w:val="16"/>
+                <w:szCs w:val="16"/>
+              </w:rPr>
+              <w:t xml:space="preserve"/>
+            </w:r>
+          </w:p>
+        </w:tc>
+        <w:tc>
+          <w:tcPr>
+            <w:tcW w:w="1803" w:type="dxa"/>
+            <w:tcBorders>
+              <w:left w:val="nil"/>
+              <w:bottom w:val="nil"/>
+            </w:tcBorders>
+          </w:tcPr>
+          <w:p>
+            <w:pPr>
+              <w:rPr>
+                <w:rFonts w:ascii="Comic Sans MS" w:hAnsi="Comic Sans MS"/>
+                <w:sz w:val="16"/>
+                <w:szCs w:val="16"/>
+              </w:rPr>
+            </w:pPr>
+            <w:r>
+              <w:rPr>
+                <w:rFonts w:ascii="Comic Sans MS" w:hAnsi="Comic Sans MS"/>
+                <w:i/>
+                <w:sz w:val="16"/>
+                <w:szCs w:val="16"/>
+              </w:rPr>
+              <w:t xml:space="preserve">${taz_mo}</w:t>
             </w:r>
           </w:p>
         </w:tc>
@@ -2773,10 +2776,11 @@
             <w:r>
               <w:rPr>
                 <w:rFonts w:ascii="Comic Sans MS" w:hAnsi="Comic Sans MS"/>
-                <w:sz w:val="16"/>
-                <w:szCs w:val="16"/>
-              </w:rPr>
-              <w:t xml:space="preserve">${d11z}</w:t>
+                <w:i/>
+                <w:sz w:val="16"/>
+                <w:szCs w:val="16"/>
+              </w:rPr>
+              <w:t xml:space="preserve">Tagesarbeitszeit</w:t>
             </w:r>
           </w:p>
         </w:tc>
@@ -2800,10 +2804,11 @@
             <w:r>
               <w:rPr>
                 <w:rFonts w:ascii="Comic Sans MS" w:hAnsi="Comic Sans MS"/>
-                <w:sz w:val="16"/>
-                <w:szCs w:val="16"/>
-              </w:rPr>
-              <w:t xml:space="preserve">${d11e}</w:t>
+                <w:i/>
+                <w:sz w:val="16"/>
+                <w:szCs w:val="16"/>
+              </w:rPr>
+              <w:t xml:space="preserve"/>
             </w:r>
           </w:p>
         </w:tc>
@@ -2826,10 +2831,11 @@
             <w:r>
               <w:rPr>
                 <w:rFonts w:ascii="Comic Sans MS" w:hAnsi="Comic Sans MS"/>
-                <w:sz w:val="16"/>
-                <w:szCs w:val="16"/>
-              </w:rPr>
-              <w:t xml:space="preserve">${d11s}</w:t>
+                <w:i/>
+                <w:sz w:val="16"/>
+                <w:szCs w:val="16"/>
+              </w:rPr>
+              <w:t xml:space="preserve">${taz_do}</w:t>
             </w:r>
           </w:p>
         </w:tc>
@@ -4873,10 +4879,11 @@
             <w:r>
               <w:rPr>
                 <w:rFonts w:ascii="Comic Sans MS" w:hAnsi="Comic Sans MS"/>
-                <w:sz w:val="16"/>
-                <w:szCs w:val="16"/>
-              </w:rPr>
-              <w:t xml:space="preserve">${di10z}</w:t>
+                <w:i/>
+                <w:sz w:val="16"/>
+                <w:szCs w:val="16"/>
+              </w:rPr>
+              <w:t xml:space="preserve">Tagesarbeitszeit</w:t>
             </w:r>
           </w:p>
         </w:tc>
@@ -4901,10 +4908,11 @@
             <w:r>
               <w:rPr>
                 <w:rFonts w:ascii="Comic Sans MS" w:hAnsi="Comic Sans MS"/>
-                <w:sz w:val="16"/>
-                <w:szCs w:val="16"/>
-              </w:rPr>
-              <w:t xml:space="preserve">${di10e}</w:t>
+                <w:i/>
+                <w:sz w:val="16"/>
+                <w:szCs w:val="16"/>
+              </w:rPr>
+              <w:t xml:space="preserve"/>
             </w:r>
           </w:p>
         </w:tc>
@@ -4928,10 +4936,11 @@
             <w:r>
               <w:rPr>
                 <w:rFonts w:ascii="Comic Sans MS" w:hAnsi="Comic Sans MS"/>
-                <w:sz w:val="16"/>
-                <w:szCs w:val="16"/>
-              </w:rPr>
-              <w:t xml:space="preserve">${di10s}</w:t>
+                <w:i/>
+                <w:sz w:val="16"/>
+                <w:szCs w:val="16"/>
+              </w:rPr>
+              <w:t xml:space="preserve">${taz_di}</w:t>
             </w:r>
           </w:p>
         </w:tc>
@@ -4978,10 +4987,11 @@
             <w:r>
               <w:rPr>
                 <w:rFonts w:ascii="Comic Sans MS" w:hAnsi="Comic Sans MS"/>
-                <w:sz w:val="16"/>
-                <w:szCs w:val="16"/>
-              </w:rPr>
-              <w:t xml:space="preserve">${f10z}</w:t>
+                <w:i/>
+                <w:sz w:val="16"/>
+                <w:szCs w:val="16"/>
+              </w:rPr>
+              <w:t xml:space="preserve">Tagesarbeitszeit</w:t>
             </w:r>
           </w:p>
         </w:tc>
@@ -5006,10 +5016,11 @@
             <w:r>
               <w:rPr>
                 <w:rFonts w:ascii="Comic Sans MS" w:hAnsi="Comic Sans MS"/>
-                <w:sz w:val="16"/>
-                <w:szCs w:val="16"/>
-              </w:rPr>
-              <w:t xml:space="preserve">${f10e}</w:t>
+                <w:i/>
+                <w:sz w:val="16"/>
+                <w:szCs w:val="16"/>
+              </w:rPr>
+              <w:t xml:space="preserve"/>
             </w:r>
           </w:p>
         </w:tc>
@@ -5033,10 +5044,11 @@
             <w:r>
               <w:rPr>
                 <w:rFonts w:ascii="Comic Sans MS" w:hAnsi="Comic Sans MS"/>
-                <w:sz w:val="16"/>
-                <w:szCs w:val="16"/>
-              </w:rPr>
-              <w:t xml:space="preserve">${f10s}</w:t>
+                <w:i/>
+                <w:sz w:val="16"/>
+                <w:szCs w:val="16"/>
+              </w:rPr>
+              <w:t xml:space="preserve">${taz_fr}</w:t>
             </w:r>
           </w:p>
         </w:tc>
@@ -6896,10 +6908,11 @@
             <w:r>
               <w:rPr>
                 <w:rFonts w:ascii="Comic Sans MS" w:hAnsi="Comic Sans MS"/>
-                <w:sz w:val="16"/>
-                <w:szCs w:val="16"/>
-              </w:rPr>
-              <w:t xml:space="preserve">${mi10z}</w:t>
+                <w:i/>
+                <w:sz w:val="16"/>
+                <w:szCs w:val="16"/>
+              </w:rPr>
+              <w:t xml:space="preserve">Tagesarbeitszeit</w:t>
             </w:r>
           </w:p>
         </w:tc>
@@ -6924,10 +6937,11 @@
             <w:r>
               <w:rPr>
                 <w:rFonts w:ascii="Comic Sans MS" w:hAnsi="Comic Sans MS"/>
-                <w:sz w:val="16"/>
-                <w:szCs w:val="16"/>
-              </w:rPr>
-              <w:t xml:space="preserve">${mi10e}</w:t>
+                <w:i/>
+                <w:sz w:val="16"/>
+                <w:szCs w:val="16"/>
+              </w:rPr>
+              <w:t xml:space="preserve"/>
             </w:r>
           </w:p>
         </w:tc>
@@ -6951,10 +6965,11 @@
             <w:r>
               <w:rPr>
                 <w:rFonts w:ascii="Comic Sans MS" w:hAnsi="Comic Sans MS"/>
-                <w:sz w:val="16"/>
-                <w:szCs w:val="16"/>
-              </w:rPr>
-              <w:t xml:space="preserve">${mi10s}</w:t>
+                <w:i/>
+                <w:sz w:val="16"/>
+                <w:szCs w:val="16"/>
+              </w:rPr>
+              <w:t xml:space="preserve">${taz_mi}</w:t>
             </w:r>
           </w:p>
         </w:tc>

--- a/src/assets/diensteinsatzplan_template.docx
+++ b/src/assets/diensteinsatzplan_template.docx
@@ -2413,7 +2413,7 @@
             <w:tcW w:w="1803" w:type="dxa"/>
             <w:tcBorders>
               <w:top w:val="nil"/>
-              <w:bottom w:val="single" w:sz="4" w:space="0" w:color="000000"/>
+              <w:bottom w:val="nil"/>
               <w:right w:val="nil"/>
             </w:tcBorders>
             <w:vAlign w:val="center"/>
@@ -2436,7 +2436,7 @@
             <w:tcBorders>
               <w:top w:val="nil"/>
               <w:left w:val="nil"/>
-              <w:bottom w:val="single" w:sz="4" w:space="0" w:color="000000"/>
+              <w:bottom w:val="nil"/>
               <w:right w:val="nil"/>
             </w:tcBorders>
             <w:shd w:val="clear" w:color="auto" w:fill="D9D9D9"/>
@@ -2465,7 +2465,7 @@
             <w:tcBorders>
               <w:top w:val="nil"/>
               <w:left w:val="nil"/>
-              <w:bottom w:val="single" w:sz="4" w:space="0" w:color="000000"/>
+              <w:bottom w:val="nil"/>
               <w:right w:val="nil"/>
             </w:tcBorders>
             <w:shd w:val="clear" w:color="auto" w:fill="D9D9D9"/>
@@ -2494,7 +2494,7 @@
             <w:tcBorders>
               <w:top w:val="nil"/>
               <w:left w:val="nil"/>
-              <w:bottom w:val="single" w:sz="4" w:space="0" w:color="000000"/>
+              <w:bottom w:val="nil"/>
             </w:tcBorders>
             <w:shd w:val="clear" w:color="auto" w:fill="D9D9D9"/>
           </w:tcPr>
@@ -2521,7 +2521,7 @@
             <w:tcW w:w="1803" w:type="dxa"/>
             <w:tcBorders>
               <w:top w:val="nil"/>
-              <w:bottom w:val="single" w:sz="4" w:space="0" w:color="000000"/>
+              <w:bottom w:val="nil"/>
               <w:right w:val="nil"/>
             </w:tcBorders>
             <w:vAlign w:val="center"/>
@@ -2545,7 +2545,7 @@
             <w:tcBorders>
               <w:top w:val="nil"/>
               <w:left w:val="nil"/>
-              <w:bottom w:val="single" w:sz="4" w:space="0" w:color="000000"/>
+              <w:bottom w:val="nil"/>
               <w:right w:val="nil"/>
             </w:tcBorders>
             <w:shd w:val="clear" w:color="auto" w:fill="D9D9D9"/>
@@ -2574,7 +2574,7 @@
             <w:tcBorders>
               <w:top w:val="nil"/>
               <w:left w:val="nil"/>
-              <w:bottom w:val="single" w:sz="4" w:space="0" w:color="000000"/>
+              <w:bottom w:val="nil"/>
               <w:right w:val="nil"/>
             </w:tcBorders>
             <w:shd w:val="clear" w:color="auto" w:fill="D9D9D9"/>
@@ -2603,7 +2603,7 @@
             <w:tcBorders>
               <w:top w:val="nil"/>
               <w:left w:val="nil"/>
-              <w:bottom w:val="single" w:sz="4" w:space="0" w:color="000000"/>
+              <w:bottom w:val="nil"/>
             </w:tcBorders>
             <w:shd w:val="clear" w:color="auto" w:fill="D9D9D9"/>
           </w:tcPr>
@@ -2634,7 +2634,7 @@
           <w:tcPr>
             <w:tcW w:w="1803" w:type="dxa"/>
             <w:tcBorders>
-              <w:bottom w:val="nil"/>
+              <w:bottom w:val="single" w:sz="4" w:space="0" w:color="000000"/>
               <w:right w:val="nil"/>
             </w:tcBorders>
             <w:vAlign w:val="center"/>
@@ -2656,7 +2656,7 @@
             <w:tcW w:w="1803" w:type="dxa"/>
             <w:tcBorders>
               <w:left w:val="nil"/>
-              <w:bottom w:val="nil"/>
+              <w:bottom w:val="single" w:sz="4" w:space="0" w:color="000000"/>
               <w:right w:val="nil"/>
             </w:tcBorders>
           </w:tcPr>
@@ -2684,7 +2684,7 @@
             <w:tcW w:w="1803" w:type="dxa"/>
             <w:tcBorders>
               <w:left w:val="nil"/>
-              <w:bottom w:val="nil"/>
+              <w:bottom w:val="single" w:sz="4" w:space="0" w:color="000000"/>
               <w:right w:val="nil"/>
             </w:tcBorders>
           </w:tcPr>
@@ -2712,7 +2712,7 @@
             <w:tcW w:w="1803" w:type="dxa"/>
             <w:tcBorders>
               <w:left w:val="nil"/>
-              <w:bottom w:val="nil"/>
+              <w:bottom w:val="single" w:sz="4" w:space="0" w:color="000000"/>
             </w:tcBorders>
           </w:tcPr>
           <w:p>
@@ -2738,7 +2738,7 @@
           <w:tcPr>
             <w:tcW w:w="1803" w:type="dxa"/>
             <w:tcBorders>
-              <w:bottom w:val="nil"/>
+              <w:bottom w:val="single" w:sz="4" w:space="0" w:color="000000"/>
               <w:right w:val="nil"/>
             </w:tcBorders>
             <w:vAlign w:val="center"/>
@@ -2761,7 +2761,7 @@
             <w:gridSpan w:val="3"/>
             <w:tcBorders>
               <w:left w:val="nil"/>
-              <w:bottom w:val="nil"/>
+              <w:bottom w:val="single" w:sz="4" w:space="0" w:color="000000"/>
               <w:right w:val="nil"/>
             </w:tcBorders>
           </w:tcPr>
@@ -2789,7 +2789,7 @@
             <w:tcW w:w="1804" w:type="dxa"/>
             <w:tcBorders>
               <w:left w:val="nil"/>
-              <w:bottom w:val="nil"/>
+              <w:bottom w:val="single" w:sz="4" w:space="0" w:color="000000"/>
               <w:right w:val="nil"/>
             </w:tcBorders>
           </w:tcPr>
@@ -2817,7 +2817,7 @@
             <w:tcW w:w="1804" w:type="dxa"/>
             <w:tcBorders>
               <w:left w:val="nil"/>
-              <w:bottom w:val="nil"/>
+              <w:bottom w:val="single" w:sz="4" w:space="0" w:color="000000"/>
             </w:tcBorders>
           </w:tcPr>
           <w:p>

--- a/src/assets/diensteinsatzplan_template.docx
+++ b/src/assets/diensteinsatzplan_template.docx
@@ -7113,28 +7113,131 @@
       </w:rPr>
     </w:pPr>
   </w:p>
-  <w:p>
-    <w:pPr>
-      <w:pStyle w:val="Fuzeile"/>
-      <w:tabs>
-        <w:tab w:val="left" w:pos="5387"/>
-        <w:tab w:val="left" w:pos="7088"/>
-      </w:tabs>
-      <w:rPr>
-        <w:rFonts w:ascii="Comic Sans MS" w:hAnsi="Comic Sans MS"/>
-        <w:sz w:val="12"/>
-        <w:szCs w:val="12"/>
-      </w:rPr>
-    </w:pPr>
-    <w:r>
-      <w:rPr>
-        <w:rFonts w:ascii="Comic Sans MS" w:hAnsi="Comic Sans MS"/>
-        <w:sz w:val="12"/>
-        <w:szCs w:val="12"/>
-      </w:rPr>
-      <w:t>___________________________________________________________________________________________      genehmigt am __________________________ durch______________________________________________________</w:t>
-    </w:r>
-  </w:p>
+  <w:tbl>
+    <w:tblPr>
+      <w:tblW w:w="14287" w:type="dxa"/>
+      <w:tblBorders>
+        <w:top w:val="nil"/>
+        <w:left w:val="nil"/>
+        <w:bottom w:val="nil"/>
+        <w:right w:val="nil"/>
+        <w:insideH w:val="nil"/>
+        <w:insideV w:val="nil"/>
+      </w:tblBorders>
+      <w:tblLayout w:type="fixed"/>
+      <w:tblCellMar>
+        <w:left w:w="0" w:type="dxa"/>
+        <w:right w:w="0" w:type="dxa"/>
+      </w:tblCellMar>
+    </w:tblPr>
+    <w:tblGrid>
+      <w:gridCol w:w="6400"/>
+      <w:gridCol w:w="1487"/>
+      <w:gridCol w:w="6400"/>
+    </w:tblGrid>
+    <w:tr>
+      <w:tc>
+        <w:tcPr>
+          <w:tcW w:w="6400" w:type="dxa"/>
+          <w:tcBorders>
+            <w:top w:val="nil"/>
+            <w:left w:val="nil"/>
+            <w:bottom w:val="nil"/>
+            <w:right w:val="nil"/>
+          </w:tcBorders>
+        </w:tcPr>
+        <w:p>
+          <w:pPr>
+            <w:pBdr>
+              <w:bottom w:val="single" w:sz="4" w:space="1" w:color="000000"/>
+            </w:pBdr>
+            <w:rPr>
+              <w:rFonts w:ascii="Comic Sans MS" w:hAnsi="Comic Sans MS"/>
+              <w:sz w:val="12"/>
+              <w:szCs w:val="12"/>
+            </w:rPr>
+          </w:pPr>
+        </w:p>
+        <w:p>
+          <w:pPr>
+            <w:rPr>
+              <w:rFonts w:ascii="Comic Sans MS" w:hAnsi="Comic Sans MS"/>
+              <w:sz w:val="12"/>
+              <w:szCs w:val="12"/>
+            </w:rPr>
+          </w:pPr>
+          <w:r>
+            <w:rPr>
+              <w:rFonts w:ascii="Comic Sans MS" w:hAnsi="Comic Sans MS"/>
+              <w:sz w:val="12"/>
+              <w:szCs w:val="12"/>
+            </w:rPr>
+            <w:t xml:space="preserve">${unterschrift}</w:t>
+          </w:r>
+        </w:p>
+      </w:tc>
+      <w:tc>
+        <w:tcPr>
+          <w:tcW w:w="1487" w:type="dxa"/>
+          <w:tcBorders>
+            <w:top w:val="nil"/>
+            <w:left w:val="nil"/>
+            <w:bottom w:val="nil"/>
+            <w:right w:val="nil"/>
+          </w:tcBorders>
+        </w:tcPr>
+        <w:p>
+          <w:pPr>
+            <w:rPr>
+              <w:rFonts w:ascii="Comic Sans MS" w:hAnsi="Comic Sans MS"/>
+              <w:sz w:val="12"/>
+              <w:szCs w:val="12"/>
+            </w:rPr>
+          </w:pPr>
+        </w:p>
+      </w:tc>
+      <w:tc>
+        <w:tcPr>
+          <w:tcW w:w="6400" w:type="dxa"/>
+          <w:tcBorders>
+            <w:top w:val="nil"/>
+            <w:left w:val="nil"/>
+            <w:bottom w:val="nil"/>
+            <w:right w:val="nil"/>
+          </w:tcBorders>
+        </w:tcPr>
+        <w:p>
+          <w:pPr>
+            <w:pBdr>
+              <w:bottom w:val="single" w:sz="4" w:space="1" w:color="000000"/>
+            </w:pBdr>
+            <w:rPr>
+              <w:rFonts w:ascii="Comic Sans MS" w:hAnsi="Comic Sans MS"/>
+              <w:sz w:val="12"/>
+              <w:szCs w:val="12"/>
+            </w:rPr>
+          </w:pPr>
+        </w:p>
+        <w:p>
+          <w:pPr>
+            <w:rPr>
+              <w:rFonts w:ascii="Comic Sans MS" w:hAnsi="Comic Sans MS"/>
+              <w:sz w:val="12"/>
+              <w:szCs w:val="12"/>
+            </w:rPr>
+          </w:pPr>
+          <w:r>
+            <w:rPr>
+              <w:rFonts w:ascii="Comic Sans MS" w:hAnsi="Comic Sans MS"/>
+              <w:sz w:val="12"/>
+              <w:szCs w:val="12"/>
+            </w:rPr>
+            <w:t xml:space="preserve">Unterschrift Leitung</w:t>
+          </w:r>
+        </w:p>
+      </w:tc>
+    </w:tr>
+  </w:tbl>
   <w:p>
     <w:pPr>
       <w:pStyle w:val="Fuzeile"/>
@@ -7144,14 +7247,6 @@
         <w:szCs w:val="12"/>
       </w:rPr>
     </w:pPr>
-    <w:r>
-      <w:rPr>
-        <w:rFonts w:ascii="Comic Sans MS" w:hAnsi="Comic Sans MS"/>
-        <w:sz w:val="12"/>
-        <w:szCs w:val="12"/>
-      </w:rPr>
-      <w:t xml:space="preserve">                                                                  ${unterschrift}                                                                                                                                                                                                                            Regierung von NDB</w:t>
-    </w:r>
   </w:p>
 </w:ftr>
 </file>

--- a/src/assets/diensteinsatzplan_template.docx
+++ b/src/assets/diensteinsatzplan_template.docx
@@ -2634,6 +2634,7 @@
           <w:tcPr>
             <w:tcW w:w="1803" w:type="dxa"/>
             <w:tcBorders>
+              <w:top w:val="nil"/>
               <w:bottom w:val="single" w:sz="4" w:space="0" w:color="000000"/>
               <w:right w:val="nil"/>
             </w:tcBorders>
@@ -2655,6 +2656,7 @@
           <w:tcPr>
             <w:tcW w:w="1803" w:type="dxa"/>
             <w:tcBorders>
+              <w:top w:val="nil"/>
               <w:left w:val="nil"/>
               <w:bottom w:val="single" w:sz="4" w:space="0" w:color="000000"/>
               <w:right w:val="nil"/>
@@ -2683,6 +2685,7 @@
           <w:tcPr>
             <w:tcW w:w="1803" w:type="dxa"/>
             <w:tcBorders>
+              <w:top w:val="nil"/>
               <w:left w:val="nil"/>
               <w:bottom w:val="single" w:sz="4" w:space="0" w:color="000000"/>
               <w:right w:val="nil"/>
@@ -2711,6 +2714,7 @@
           <w:tcPr>
             <w:tcW w:w="1803" w:type="dxa"/>
             <w:tcBorders>
+              <w:top w:val="nil"/>
               <w:left w:val="nil"/>
               <w:bottom w:val="single" w:sz="4" w:space="0" w:color="000000"/>
             </w:tcBorders>
@@ -2738,6 +2742,7 @@
           <w:tcPr>
             <w:tcW w:w="1803" w:type="dxa"/>
             <w:tcBorders>
+              <w:top w:val="nil"/>
               <w:bottom w:val="single" w:sz="4" w:space="0" w:color="000000"/>
               <w:right w:val="nil"/>
             </w:tcBorders>
@@ -2760,6 +2765,7 @@
             <w:tcW w:w="1804" w:type="dxa"/>
             <w:gridSpan w:val="3"/>
             <w:tcBorders>
+              <w:top w:val="nil"/>
               <w:left w:val="nil"/>
               <w:bottom w:val="single" w:sz="4" w:space="0" w:color="000000"/>
               <w:right w:val="nil"/>
@@ -2788,6 +2794,7 @@
           <w:tcPr>
             <w:tcW w:w="1804" w:type="dxa"/>
             <w:tcBorders>
+              <w:top w:val="nil"/>
               <w:left w:val="nil"/>
               <w:bottom w:val="single" w:sz="4" w:space="0" w:color="000000"/>
               <w:right w:val="nil"/>
@@ -2816,6 +2823,7 @@
           <w:tcPr>
             <w:tcW w:w="1804" w:type="dxa"/>
             <w:tcBorders>
+              <w:top w:val="nil"/>
               <w:left w:val="nil"/>
               <w:bottom w:val="single" w:sz="4" w:space="0" w:color="000000"/>
             </w:tcBorders>
@@ -6302,6 +6310,14 @@
                 <w:szCs w:val="16"/>
               </w:rPr>
             </w:pPr>
+            <w:r>
+              <w:rPr>
+                <w:rFonts w:ascii="Comic Sans MS" w:hAnsi="Comic Sans MS"/>
+                <w:sz w:val="16"/>
+                <w:szCs w:val="16"/>
+              </w:rPr>
+              <w:t xml:space="preserve">${mitersteller}</w:t>
+            </w:r>
           </w:p>
         </w:tc>
       </w:tr>
@@ -6857,7 +6873,7 @@
                 <w:sz w:val="16"/>
                 <w:szCs w:val="16"/>
               </w:rPr>
-              <w:t xml:space="preserve">durch Tagesstättenleitung</w:t>
+              <w:t xml:space="preserve">durch Tagesstättenleitung ${tagesstaettenleitung}</w:t>
             </w:r>
           </w:p>
         </w:tc>

--- a/src/assets/diensteinsatzplan_template.docx
+++ b/src/assets/diensteinsatzplan_template.docx
@@ -6456,7 +6456,7 @@
                 <w:sz w:val="16"/>
                 <w:szCs w:val="16"/>
               </w:rPr>
-              <w:t xml:space="preserve">Genehmigt am ${genehmigt}</w:t>
+              <w:t xml:space="preserve">Genehmigt am</w:t>
             </w:r>
           </w:p>
         </w:tc>
@@ -6479,6 +6479,14 @@
                 <w:szCs w:val="16"/>
               </w:rPr>
             </w:pPr>
+            <w:r>
+              <w:rPr>
+                <w:rFonts w:ascii="Comic Sans MS" w:hAnsi="Comic Sans MS"/>
+                <w:sz w:val="16"/>
+                <w:szCs w:val="16"/>
+              </w:rPr>
+              <w:t xml:space="preserve">${genehmigt}</w:t>
+            </w:r>
           </w:p>
         </w:tc>
         <w:tc>
@@ -6823,7 +6831,7 @@
                 <w:sz w:val="16"/>
                 <w:szCs w:val="16"/>
               </w:rPr>
-              <w:t xml:space="preserve">Genehmigt am ${genehmigt}</w:t>
+              <w:t xml:space="preserve">Genehmigt am</w:t>
             </w:r>
           </w:p>
         </w:tc>
@@ -6846,6 +6854,14 @@
                 <w:szCs w:val="16"/>
               </w:rPr>
             </w:pPr>
+            <w:r>
+              <w:rPr>
+                <w:rFonts w:ascii="Comic Sans MS" w:hAnsi="Comic Sans MS"/>
+                <w:sz w:val="16"/>
+                <w:szCs w:val="16"/>
+              </w:rPr>
+              <w:t xml:space="preserve">${genehmigt}</w:t>
+            </w:r>
           </w:p>
         </w:tc>
         <w:tc>

--- a/src/assets/diensteinsatzplan_template.docx
+++ b/src/assets/diensteinsatzplan_template.docx
@@ -6456,7 +6456,7 @@
                 <w:sz w:val="16"/>
                 <w:szCs w:val="16"/>
               </w:rPr>
-              <w:t xml:space="preserve">Genehmigt am</w:t>
+              <w:t xml:space="preserve">${gen1_am}</w:t>
             </w:r>
           </w:p>
         </w:tc>
@@ -6485,7 +6485,7 @@
                 <w:sz w:val="16"/>
                 <w:szCs w:val="16"/>
               </w:rPr>
-              <w:t xml:space="preserve">${genehmigt}</w:t>
+              <w:t xml:space="preserve">${gen1_datum}</w:t>
             </w:r>
           </w:p>
         </w:tc>
@@ -6514,7 +6514,7 @@
                 <w:sz w:val="16"/>
                 <w:szCs w:val="16"/>
               </w:rPr>
-              <w:t xml:space="preserve">durch ${genehmiger}</w:t>
+              <w:t xml:space="preserve">${gen1_durch}</w:t>
             </w:r>
           </w:p>
         </w:tc>
@@ -6831,7 +6831,7 @@
                 <w:sz w:val="16"/>
                 <w:szCs w:val="16"/>
               </w:rPr>
-              <w:t xml:space="preserve">Genehmigt am</w:t>
+              <w:t xml:space="preserve">${gen2_am}</w:t>
             </w:r>
           </w:p>
         </w:tc>
@@ -6860,7 +6860,7 @@
                 <w:sz w:val="16"/>
                 <w:szCs w:val="16"/>
               </w:rPr>
-              <w:t xml:space="preserve">${genehmigt}</w:t>
+              <w:t xml:space="preserve">${gen2_datum}</w:t>
             </w:r>
           </w:p>
         </w:tc>
@@ -6889,7 +6889,7 @@
                 <w:sz w:val="16"/>
                 <w:szCs w:val="16"/>
               </w:rPr>
-              <w:t xml:space="preserve">durch Tagesstättenleitung ${tagesstaettenleitung}</w:t>
+              <w:t xml:space="preserve">${gen2_durch}</w:t>
             </w:r>
           </w:p>
         </w:tc>
